--- a/downloads/teacher/04 Units/Unit 05 - Apparel and Textile Production and Design - Make It, Mend It, Wear It/Lesson 05.17 - Make.docx
+++ b/downloads/teacher/04 Units/Unit 05 - Apparel and Textile Production and Design - Make It, Mend It, Wear It/Lesson 05.17 - Make.docx
@@ -290,23 +290,41 @@
       <w:r>
         <w:t xml:space="preserve">By the end of this lesson, students will be able to:</w:t>
       </w:r>
-      <w:r>
-        <w:t xml:space="preserve"> </w:t>
-      </w:r>
-      <w:r>
-        <w:t xml:space="preserve">1. (Low) Execute the count-out and count-in routine and name the three safety rules for needles, pins, and shears without being prompted.</w:t>
-      </w:r>
-      <w:r>
-        <w:t xml:space="preserve"> </w:t>
-      </w:r>
-      <w:r>
-        <w:t xml:space="preserve">2. (Mid) Construct their planned item using at least two of the taught joins (hand stitches or a machine seam), following their own order of work, and apply the three-step stuck protocol before asking for help.</w:t>
-      </w:r>
-      <w:r>
-        <w:t xml:space="preserve"> </w:t>
-      </w:r>
-      <w:r>
-        <w:t xml:space="preserve">3. (High) Evaluate their own item against the finishing checklist and correct at least one problem they found themselves.</w:t>
+    </w:p>
+    <w:p>
+      <w:pPr>
+        <w:numPr>
+          <w:ilvl w:val="0"/>
+          <w:numId w:val="1002"/>
+        </w:numPr>
+        <w:pStyle w:val="Compact"/>
+      </w:pPr>
+      <w:r>
+        <w:t xml:space="preserve">(Low) Execute the count-out and count-in routine and name the three safety rules for needles, pins, and shears without being prompted.</w:t>
+      </w:r>
+    </w:p>
+    <w:p>
+      <w:pPr>
+        <w:numPr>
+          <w:ilvl w:val="0"/>
+          <w:numId w:val="1002"/>
+        </w:numPr>
+        <w:pStyle w:val="Compact"/>
+      </w:pPr>
+      <w:r>
+        <w:t xml:space="preserve">(Mid) Construct their planned item using at least two of the taught joins (hand stitches or a machine seam), following their own order of work, and apply the three-step stuck protocol before asking for help.</w:t>
+      </w:r>
+    </w:p>
+    <w:p>
+      <w:pPr>
+        <w:numPr>
+          <w:ilvl w:val="0"/>
+          <w:numId w:val="1002"/>
+        </w:numPr>
+        <w:pStyle w:val="Compact"/>
+      </w:pPr>
+      <w:r>
+        <w:t xml:space="preserve">(High) Evaluate their own item against the finishing checklist and correct at least one problem they found themselves.</w:t>
       </w:r>
     </w:p>
     <w:p>
@@ -362,7 +380,7 @@
       <w:pPr>
         <w:numPr>
           <w:ilvl w:val="0"/>
-          <w:numId w:val="1002"/>
+          <w:numId w:val="1003"/>
         </w:numPr>
         <w:pStyle w:val="Compact"/>
       </w:pPr>
@@ -374,7 +392,7 @@
       <w:pPr>
         <w:numPr>
           <w:ilvl w:val="0"/>
-          <w:numId w:val="1002"/>
+          <w:numId w:val="1003"/>
         </w:numPr>
         <w:pStyle w:val="Compact"/>
       </w:pPr>
@@ -386,7 +404,7 @@
       <w:pPr>
         <w:numPr>
           <w:ilvl w:val="0"/>
-          <w:numId w:val="1002"/>
+          <w:numId w:val="1003"/>
         </w:numPr>
         <w:pStyle w:val="Compact"/>
       </w:pPr>
@@ -407,7 +425,7 @@
       <w:pPr>
         <w:numPr>
           <w:ilvl w:val="0"/>
-          <w:numId w:val="1002"/>
+          <w:numId w:val="1003"/>
         </w:numPr>
         <w:pStyle w:val="Compact"/>
       </w:pPr>
@@ -419,7 +437,7 @@
       <w:pPr>
         <w:numPr>
           <w:ilvl w:val="0"/>
-          <w:numId w:val="1002"/>
+          <w:numId w:val="1003"/>
         </w:numPr>
         <w:pStyle w:val="Compact"/>
       </w:pPr>
@@ -431,7 +449,7 @@
       <w:pPr>
         <w:numPr>
           <w:ilvl w:val="0"/>
-          <w:numId w:val="1002"/>
+          <w:numId w:val="1003"/>
         </w:numPr>
         <w:pStyle w:val="Compact"/>
       </w:pPr>
@@ -443,7 +461,7 @@
       <w:pPr>
         <w:numPr>
           <w:ilvl w:val="0"/>
-          <w:numId w:val="1002"/>
+          <w:numId w:val="1003"/>
         </w:numPr>
         <w:pStyle w:val="Compact"/>
       </w:pPr>
@@ -455,7 +473,7 @@
       <w:pPr>
         <w:numPr>
           <w:ilvl w:val="0"/>
-          <w:numId w:val="1002"/>
+          <w:numId w:val="1003"/>
         </w:numPr>
         <w:pStyle w:val="Compact"/>
       </w:pPr>
@@ -485,7 +503,7 @@
       <w:pPr>
         <w:numPr>
           <w:ilvl w:val="0"/>
-          <w:numId w:val="1002"/>
+          <w:numId w:val="1003"/>
         </w:numPr>
         <w:pStyle w:val="Compact"/>
       </w:pPr>
@@ -503,7 +521,7 @@
       <w:pPr>
         <w:numPr>
           <w:ilvl w:val="0"/>
-          <w:numId w:val="1002"/>
+          <w:numId w:val="1003"/>
         </w:numPr>
         <w:pStyle w:val="Compact"/>
       </w:pPr>
@@ -515,7 +533,7 @@
       <w:pPr>
         <w:numPr>
           <w:ilvl w:val="0"/>
-          <w:numId w:val="1002"/>
+          <w:numId w:val="1003"/>
         </w:numPr>
         <w:pStyle w:val="Compact"/>
       </w:pPr>
@@ -536,7 +554,7 @@
       <w:pPr>
         <w:numPr>
           <w:ilvl w:val="0"/>
-          <w:numId w:val="1002"/>
+          <w:numId w:val="1003"/>
         </w:numPr>
         <w:pStyle w:val="Compact"/>
       </w:pPr>
@@ -566,7 +584,7 @@
       <w:pPr>
         <w:numPr>
           <w:ilvl w:val="0"/>
-          <w:numId w:val="1003"/>
+          <w:numId w:val="1004"/>
         </w:numPr>
         <w:pStyle w:val="Compact"/>
       </w:pPr>
@@ -578,7 +596,7 @@
       <w:pPr>
         <w:numPr>
           <w:ilvl w:val="0"/>
-          <w:numId w:val="1003"/>
+          <w:numId w:val="1004"/>
         </w:numPr>
         <w:pStyle w:val="Compact"/>
       </w:pPr>
@@ -590,7 +608,7 @@
       <w:pPr>
         <w:numPr>
           <w:ilvl w:val="0"/>
-          <w:numId w:val="1003"/>
+          <w:numId w:val="1004"/>
         </w:numPr>
         <w:pStyle w:val="Compact"/>
       </w:pPr>
@@ -602,7 +620,7 @@
       <w:pPr>
         <w:numPr>
           <w:ilvl w:val="0"/>
-          <w:numId w:val="1003"/>
+          <w:numId w:val="1004"/>
         </w:numPr>
         <w:pStyle w:val="Compact"/>
       </w:pPr>
@@ -614,7 +632,7 @@
       <w:pPr>
         <w:numPr>
           <w:ilvl w:val="0"/>
-          <w:numId w:val="1003"/>
+          <w:numId w:val="1004"/>
         </w:numPr>
         <w:pStyle w:val="Compact"/>
       </w:pPr>
@@ -626,7 +644,7 @@
       <w:pPr>
         <w:numPr>
           <w:ilvl w:val="0"/>
-          <w:numId w:val="1003"/>
+          <w:numId w:val="1004"/>
         </w:numPr>
         <w:pStyle w:val="Compact"/>
       </w:pPr>
@@ -1630,7 +1648,7 @@
       <w:pPr>
         <w:numPr>
           <w:ilvl w:val="0"/>
-          <w:numId w:val="1004"/>
+          <w:numId w:val="1005"/>
         </w:numPr>
         <w:pStyle w:val="Compact"/>
       </w:pPr>
@@ -1651,7 +1669,7 @@
       <w:pPr>
         <w:numPr>
           <w:ilvl w:val="0"/>
-          <w:numId w:val="1004"/>
+          <w:numId w:val="1005"/>
         </w:numPr>
         <w:pStyle w:val="Compact"/>
       </w:pPr>
@@ -1672,7 +1690,7 @@
       <w:pPr>
         <w:numPr>
           <w:ilvl w:val="0"/>
-          <w:numId w:val="1004"/>
+          <w:numId w:val="1005"/>
         </w:numPr>
         <w:pStyle w:val="Compact"/>
       </w:pPr>
@@ -1767,7 +1785,7 @@
       <w:pPr>
         <w:numPr>
           <w:ilvl w:val="0"/>
-          <w:numId w:val="1005"/>
+          <w:numId w:val="1006"/>
         </w:numPr>
         <w:pStyle w:val="Compact"/>
       </w:pPr>
@@ -1788,7 +1806,7 @@
       <w:pPr>
         <w:numPr>
           <w:ilvl w:val="0"/>
-          <w:numId w:val="1005"/>
+          <w:numId w:val="1006"/>
         </w:numPr>
         <w:pStyle w:val="Compact"/>
       </w:pPr>
@@ -1809,7 +1827,7 @@
       <w:pPr>
         <w:numPr>
           <w:ilvl w:val="0"/>
-          <w:numId w:val="1005"/>
+          <w:numId w:val="1006"/>
         </w:numPr>
         <w:pStyle w:val="Compact"/>
       </w:pPr>
@@ -2075,67 +2093,121 @@
       <w:r>
         <w:t xml:space="preserve">Monitor understanding:</w:t>
       </w:r>
-      <w:r>
-        <w:t xml:space="preserve"> </w:t>
-      </w:r>
-      <w:r>
-        <w:t xml:space="preserve">- Which step of your order of work are you on? Point at it.</w:t>
-      </w:r>
-      <w:r>
-        <w:t xml:space="preserve"> </w:t>
-      </w:r>
-      <w:r>
-        <w:t xml:space="preserve">- Which stitch is that, and why that one here?</w:t>
-      </w:r>
-      <w:r>
-        <w:t xml:space="preserve"> </w:t>
-      </w:r>
-      <w:r>
-        <w:t xml:space="preserve">- How far from the edge are you stitching? Is that what your plan said?</w:t>
-      </w:r>
-      <w:r>
-        <w:t xml:space="preserve"> </w:t>
-      </w:r>
-      <w:r>
-        <w:t xml:space="preserve">- You just knotted off. Did you trim it, and how long is the tail?</w:t>
-      </w:r>
-      <w:r>
-        <w:t xml:space="preserve"> </w:t>
-      </w:r>
-      <w:r>
-        <w:t xml:space="preserve">- What did you try before the card went up?</w:t>
-      </w:r>
-    </w:p>
-    <w:p>
-      <w:pPr>
-        <w:pStyle w:val="BodyText"/>
+    </w:p>
+    <w:p>
+      <w:pPr>
+        <w:numPr>
+          <w:ilvl w:val="0"/>
+          <w:numId w:val="1007"/>
+        </w:numPr>
+        <w:pStyle w:val="Compact"/>
+      </w:pPr>
+      <w:r>
+        <w:t xml:space="preserve">Which step of your order of work are you on? Point at it.</w:t>
+      </w:r>
+    </w:p>
+    <w:p>
+      <w:pPr>
+        <w:numPr>
+          <w:ilvl w:val="0"/>
+          <w:numId w:val="1007"/>
+        </w:numPr>
+        <w:pStyle w:val="Compact"/>
+      </w:pPr>
+      <w:r>
+        <w:t xml:space="preserve">Which stitch is that, and why that one here?</w:t>
+      </w:r>
+    </w:p>
+    <w:p>
+      <w:pPr>
+        <w:numPr>
+          <w:ilvl w:val="0"/>
+          <w:numId w:val="1007"/>
+        </w:numPr>
+        <w:pStyle w:val="Compact"/>
+      </w:pPr>
+      <w:r>
+        <w:t xml:space="preserve">How far from the edge are you stitching? Is that what your plan said?</w:t>
+      </w:r>
+    </w:p>
+    <w:p>
+      <w:pPr>
+        <w:numPr>
+          <w:ilvl w:val="0"/>
+          <w:numId w:val="1007"/>
+        </w:numPr>
+        <w:pStyle w:val="Compact"/>
+      </w:pPr>
+      <w:r>
+        <w:t xml:space="preserve">You just knotted off. Did you trim it, and how long is the tail?</w:t>
+      </w:r>
+    </w:p>
+    <w:p>
+      <w:pPr>
+        <w:numPr>
+          <w:ilvl w:val="0"/>
+          <w:numId w:val="1007"/>
+        </w:numPr>
+        <w:pStyle w:val="Compact"/>
+      </w:pPr>
+      <w:r>
+        <w:t xml:space="preserve">What did you try before the card went up?</w:t>
+      </w:r>
+    </w:p>
+    <w:p>
+      <w:pPr>
+        <w:pStyle w:val="FirstParagraph"/>
       </w:pPr>
       <w:r>
         <w:t xml:space="preserve">Deepen learning (why and how, tied to their lives):</w:t>
       </w:r>
-      <w:r>
-        <w:t xml:space="preserve"> </w:t>
-      </w:r>
-      <w:r>
-        <w:t xml:space="preserve">- Your seam opened when you pulled it. What does that tell you about stitch length, and what would a factory do differently?</w:t>
-      </w:r>
-      <w:r>
-        <w:t xml:space="preserve"> </w:t>
-      </w:r>
-      <w:r>
-        <w:t xml:space="preserve">- You are about to whipstitch a raw edge. What happens in three months if you skip it?</w:t>
-      </w:r>
-      <w:r>
-        <w:t xml:space="preserve"> </w:t>
-      </w:r>
-      <w:r>
-        <w:t xml:space="preserve">- Somebody in this room is doing the same stitch faster than you. Watch them for ten seconds and tell me the one thing they do differently.</w:t>
-      </w:r>
-      <w:r>
-        <w:t xml:space="preserve"> </w:t>
-      </w:r>
-      <w:r>
-        <w:t xml:space="preserve">- The item works but it does not look finished. Name the difference in one sentence.</w:t>
+    </w:p>
+    <w:p>
+      <w:pPr>
+        <w:numPr>
+          <w:ilvl w:val="0"/>
+          <w:numId w:val="1008"/>
+        </w:numPr>
+        <w:pStyle w:val="Compact"/>
+      </w:pPr>
+      <w:r>
+        <w:t xml:space="preserve">Your seam opened when you pulled it. What does that tell you about stitch length, and what would a factory do differently?</w:t>
+      </w:r>
+    </w:p>
+    <w:p>
+      <w:pPr>
+        <w:numPr>
+          <w:ilvl w:val="0"/>
+          <w:numId w:val="1008"/>
+        </w:numPr>
+        <w:pStyle w:val="Compact"/>
+      </w:pPr>
+      <w:r>
+        <w:t xml:space="preserve">You are about to whipstitch a raw edge. What happens in three months if you skip it?</w:t>
+      </w:r>
+    </w:p>
+    <w:p>
+      <w:pPr>
+        <w:numPr>
+          <w:ilvl w:val="0"/>
+          <w:numId w:val="1008"/>
+        </w:numPr>
+        <w:pStyle w:val="Compact"/>
+      </w:pPr>
+      <w:r>
+        <w:t xml:space="preserve">Somebody in this room is doing the same stitch faster than you. Watch them for ten seconds and tell me the one thing they do differently.</w:t>
+      </w:r>
+    </w:p>
+    <w:p>
+      <w:pPr>
+        <w:numPr>
+          <w:ilvl w:val="0"/>
+          <w:numId w:val="1008"/>
+        </w:numPr>
+        <w:pStyle w:val="Compact"/>
+      </w:pPr>
+      <w:r>
+        <w:t xml:space="preserve">The item works but it does not look finished. Name the difference in one sentence.</w:t>
       </w:r>
     </w:p>
     <w:p>
@@ -2298,7 +2370,7 @@
       <w:pPr>
         <w:numPr>
           <w:ilvl w:val="0"/>
-          <w:numId w:val="1006"/>
+          <w:numId w:val="1009"/>
         </w:numPr>
         <w:pStyle w:val="Compact"/>
       </w:pPr>
@@ -2322,7 +2394,7 @@
       <w:pPr>
         <w:numPr>
           <w:ilvl w:val="0"/>
-          <w:numId w:val="1006"/>
+          <w:numId w:val="1009"/>
         </w:numPr>
         <w:pStyle w:val="Compact"/>
       </w:pPr>
@@ -2334,7 +2406,7 @@
       <w:pPr>
         <w:numPr>
           <w:ilvl w:val="0"/>
-          <w:numId w:val="1006"/>
+          <w:numId w:val="1009"/>
         </w:numPr>
         <w:pStyle w:val="Compact"/>
       </w:pPr>
@@ -2364,7 +2436,7 @@
       <w:pPr>
         <w:numPr>
           <w:ilvl w:val="0"/>
-          <w:numId w:val="1006"/>
+          <w:numId w:val="1009"/>
         </w:numPr>
         <w:pStyle w:val="Compact"/>
       </w:pPr>
@@ -2376,7 +2448,7 @@
       <w:pPr>
         <w:numPr>
           <w:ilvl w:val="0"/>
-          <w:numId w:val="1006"/>
+          <w:numId w:val="1009"/>
         </w:numPr>
         <w:pStyle w:val="Compact"/>
       </w:pPr>
@@ -2388,7 +2460,7 @@
       <w:pPr>
         <w:numPr>
           <w:ilvl w:val="0"/>
-          <w:numId w:val="1006"/>
+          <w:numId w:val="1009"/>
         </w:numPr>
         <w:pStyle w:val="Compact"/>
       </w:pPr>
@@ -2739,7 +2811,7 @@
       <w:pPr>
         <w:numPr>
           <w:ilvl w:val="0"/>
-          <w:numId w:val="1007"/>
+          <w:numId w:val="1010"/>
         </w:numPr>
         <w:pStyle w:val="Compact"/>
       </w:pPr>
@@ -2763,7 +2835,7 @@
       <w:pPr>
         <w:numPr>
           <w:ilvl w:val="0"/>
-          <w:numId w:val="1007"/>
+          <w:numId w:val="1010"/>
         </w:numPr>
         <w:pStyle w:val="Compact"/>
       </w:pPr>
@@ -2775,7 +2847,7 @@
       <w:pPr>
         <w:numPr>
           <w:ilvl w:val="0"/>
-          <w:numId w:val="1007"/>
+          <w:numId w:val="1010"/>
         </w:numPr>
         <w:pStyle w:val="Compact"/>
       </w:pPr>
@@ -2808,7 +2880,7 @@
       <w:pPr>
         <w:numPr>
           <w:ilvl w:val="0"/>
-          <w:numId w:val="1007"/>
+          <w:numId w:val="1010"/>
         </w:numPr>
         <w:pStyle w:val="Compact"/>
       </w:pPr>
@@ -2832,7 +2904,7 @@
       <w:pPr>
         <w:numPr>
           <w:ilvl w:val="0"/>
-          <w:numId w:val="1007"/>
+          <w:numId w:val="1010"/>
         </w:numPr>
         <w:pStyle w:val="Compact"/>
       </w:pPr>
@@ -2856,7 +2928,7 @@
       <w:pPr>
         <w:numPr>
           <w:ilvl w:val="0"/>
-          <w:numId w:val="1007"/>
+          <w:numId w:val="1010"/>
         </w:numPr>
         <w:pStyle w:val="Compact"/>
       </w:pPr>
@@ -2878,7 +2950,7 @@
       <w:pPr>
         <w:numPr>
           <w:ilvl w:val="0"/>
-          <w:numId w:val="1008"/>
+          <w:numId w:val="1011"/>
         </w:numPr>
         <w:pStyle w:val="Compact"/>
       </w:pPr>
@@ -2890,7 +2962,7 @@
       <w:pPr>
         <w:numPr>
           <w:ilvl w:val="0"/>
-          <w:numId w:val="1008"/>
+          <w:numId w:val="1011"/>
         </w:numPr>
         <w:pStyle w:val="Compact"/>
       </w:pPr>
@@ -2920,7 +2992,7 @@
       <w:pPr>
         <w:numPr>
           <w:ilvl w:val="0"/>
-          <w:numId w:val="1008"/>
+          <w:numId w:val="1011"/>
         </w:numPr>
         <w:pStyle w:val="Compact"/>
       </w:pPr>
@@ -2932,7 +3004,7 @@
       <w:pPr>
         <w:numPr>
           <w:ilvl w:val="0"/>
-          <w:numId w:val="1008"/>
+          <w:numId w:val="1011"/>
         </w:numPr>
         <w:pStyle w:val="Compact"/>
       </w:pPr>
@@ -2944,7 +3016,7 @@
       <w:pPr>
         <w:numPr>
           <w:ilvl w:val="0"/>
-          <w:numId w:val="1008"/>
+          <w:numId w:val="1011"/>
         </w:numPr>
         <w:pStyle w:val="Compact"/>
       </w:pPr>
@@ -2956,7 +3028,7 @@
       <w:pPr>
         <w:numPr>
           <w:ilvl w:val="0"/>
-          <w:numId w:val="1008"/>
+          <w:numId w:val="1011"/>
         </w:numPr>
         <w:pStyle w:val="Compact"/>
       </w:pPr>
@@ -2968,7 +3040,7 @@
       <w:pPr>
         <w:numPr>
           <w:ilvl w:val="0"/>
-          <w:numId w:val="1008"/>
+          <w:numId w:val="1011"/>
         </w:numPr>
         <w:pStyle w:val="Compact"/>
       </w:pPr>
@@ -2980,7 +3052,7 @@
       <w:pPr>
         <w:numPr>
           <w:ilvl w:val="0"/>
-          <w:numId w:val="1008"/>
+          <w:numId w:val="1011"/>
         </w:numPr>
         <w:pStyle w:val="Compact"/>
       </w:pPr>
@@ -2995,7 +3067,7 @@
       <w:pPr>
         <w:numPr>
           <w:ilvl w:val="0"/>
-          <w:numId w:val="1008"/>
+          <w:numId w:val="1011"/>
         </w:numPr>
         <w:pStyle w:val="Compact"/>
       </w:pPr>
@@ -3452,9 +3524,6 @@
     <w:abstractNumId w:val="991"/>
   </w:num>
   <w:num w:numId="1002">
-    <w:abstractNumId w:val="991"/>
-  </w:num>
-  <w:num w:numId="1003">
     <w:abstractNumId w:val="99411"/>
     <w:lvlOverride w:ilvl="0">
       <w:startOverride w:val="1"/>
@@ -3483,6 +3552,9 @@
     <w:lvlOverride w:ilvl="8">
       <w:startOverride w:val="1"/>
     </w:lvlOverride>
+  </w:num>
+  <w:num w:numId="1003">
+    <w:abstractNumId w:val="991"/>
   </w:num>
   <w:num w:numId="1004">
     <w:abstractNumId w:val="99411"/>
@@ -3545,12 +3617,48 @@
     </w:lvlOverride>
   </w:num>
   <w:num w:numId="1006">
-    <w:abstractNumId w:val="991"/>
+    <w:abstractNumId w:val="99411"/>
+    <w:lvlOverride w:ilvl="0">
+      <w:startOverride w:val="1"/>
+    </w:lvlOverride>
+    <w:lvlOverride w:ilvl="1">
+      <w:startOverride w:val="1"/>
+    </w:lvlOverride>
+    <w:lvlOverride w:ilvl="2">
+      <w:startOverride w:val="1"/>
+    </w:lvlOverride>
+    <w:lvlOverride w:ilvl="3">
+      <w:startOverride w:val="1"/>
+    </w:lvlOverride>
+    <w:lvlOverride w:ilvl="4">
+      <w:startOverride w:val="1"/>
+    </w:lvlOverride>
+    <w:lvlOverride w:ilvl="5">
+      <w:startOverride w:val="1"/>
+    </w:lvlOverride>
+    <w:lvlOverride w:ilvl="6">
+      <w:startOverride w:val="1"/>
+    </w:lvlOverride>
+    <w:lvlOverride w:ilvl="7">
+      <w:startOverride w:val="1"/>
+    </w:lvlOverride>
+    <w:lvlOverride w:ilvl="8">
+      <w:startOverride w:val="1"/>
+    </w:lvlOverride>
   </w:num>
   <w:num w:numId="1007">
     <w:abstractNumId w:val="991"/>
   </w:num>
   <w:num w:numId="1008">
+    <w:abstractNumId w:val="991"/>
+  </w:num>
+  <w:num w:numId="1009">
+    <w:abstractNumId w:val="991"/>
+  </w:num>
+  <w:num w:numId="1010">
+    <w:abstractNumId w:val="991"/>
+  </w:num>
+  <w:num w:numId="1011">
     <w:abstractNumId w:val="991"/>
   </w:num>
 </w:numbering>

--- a/downloads/teacher/04 Units/Unit 05 - Apparel and Textile Production and Design - Make It, Mend It, Wear It/Lesson 05.17 - Make.docx
+++ b/downloads/teacher/04 Units/Unit 05 - Apparel and Textile Production and Design - Make It, Mend It, Wear It/Lesson 05.17 - Make.docx
@@ -1587,18 +1587,18 @@
               <w:jc w:val="left"/>
             </w:pPr>
             <w:r>
-              <w:t xml:space="preserve">Buffer inside Step 2</w:t>
-            </w:r>
-          </w:p>
-        </w:tc>
-        <w:tc>
-          <w:p>
-            <w:pPr>
-              <w:pStyle w:val="Compact"/>
-              <w:jc w:val="left"/>
-            </w:pPr>
-            <w:r>
-              <w:t xml:space="preserve">Two minutes of Step 2 are the stated buffer for the count that does not match, the shears that go missing, or the student whose closure fails at minute 20.</w:t>
+              <w:t xml:space="preserve">Buffer</w:t>
+            </w:r>
+          </w:p>
+        </w:tc>
+        <w:tc>
+          <w:p>
+            <w:pPr>
+              <w:pStyle w:val="Compact"/>
+              <w:jc w:val="left"/>
+            </w:pPr>
+            <w:r>
+              <w:t xml:space="preserve">Two minutes are the stated buffer for the count that does not match, the shears that go missing, or the student whose closure fails at minute 20.</w:t>
             </w:r>
           </w:p>
         </w:tc>
@@ -1612,7 +1612,7 @@
               <w:jc w:val="left"/>
             </w:pPr>
             <w:r>
-              <w:t xml:space="preserve">(inside 22)</w:t>
+              <w:t xml:space="preserve">2 min</w:t>
             </w:r>
           </w:p>
         </w:tc>
@@ -1623,7 +1623,7 @@
         <w:pStyle w:val="BodyText"/>
       </w:pPr>
       <w:r>
-        <w:t xml:space="preserve">Day 2 total: 4 plus 4 plus 22 plus 5 plus 3 = 38, plus the 2-minute buffer inside Step 2 = 40 minutes.</w:t>
+        <w:t xml:space="preserve">Day 2 total: 4 plus 4 plus 22 plus 5 plus 3 = 38, plus the 2-minute buffer = 40 minutes.</w:t>
       </w:r>
     </w:p>
     <w:p>
@@ -2465,7 +2465,7 @@
         <w:pStyle w:val="Compact"/>
       </w:pPr>
       <w:r>
-        <w:t xml:space="preserve">No-machine alternative: the project is hand sewing throughout; no machine is used on any day.</w:t>
+        <w:t xml:space="preserve">No-machine alternative: every path can be built by hand, so a room without machines runs both days as written; where machines exist, they are open under the Lesson 5.10 rules and a machine seam counts as a taught join.</w:t>
       </w:r>
       <w:r>
         <w:t xml:space="preserve"> </w:t>
@@ -2787,15 +2787,6 @@
       <w:r>
         <w:t xml:space="preserve">Career and technical connection: this is what an alterations tailor does all day, and Lesson 5.19 makes that explicit. The stuck protocol is a troubleshooting procedure, which is the Problem Solving and Innovation theme’s reactive process and the same habit a technician uses. Inside the building: the art teacher for anyone adding a stitched design; the special education teacher or occupational therapist for the reduced-dexterity kit, because they will have better tools than the FACS room does.</w:t>
       </w:r>
-      <w:r>
-        <w:t xml:space="preserve"> </w:t>
-      </w:r>
-      <w:r>
-        <w:rPr>
-          <w:rStyle w:val="TeacherNote"/>
-        </w:rPr>
-        <w:t xml:space="preserve">[Sal: ask the OT what they use; a weighted hoop and a tabletop clamp change what a student can do.]</w:t>
-      </w:r>
     </w:p>
     <w:p>
       <w:pPr>
@@ -2866,15 +2857,6 @@
       <w:r>
         <w:t xml:space="preserve">, section 2.</w:t>
       </w:r>
-      <w:r>
-        <w:t xml:space="preserve"> </w:t>
-      </w:r>
-      <w:r>
-        <w:rPr>
-          <w:rStyle w:val="TeacherNote"/>
-        </w:rPr>
-        <w:t xml:space="preserve">[Sal: confirm against the NYSED PDF.]</w:t>
-      </w:r>
     </w:p>
     <w:p>
       <w:pPr>
@@ -3057,67 +3039,7 @@
         <w:pStyle w:val="Compact"/>
       </w:pPr>
       <w:r>
-        <w:rPr>
-          <w:rStyle w:val="TeacherNote"/>
-        </w:rPr>
-        <w:t xml:space="preserve">[Sal: at Brentwood you ran stations with role cards and a clean-as-you-go rule and it worked. Station Manager is the only role this project needs, and it rotates each day so three different students run a count.]</w:t>
-      </w:r>
-    </w:p>
-    <w:p>
-      <w:pPr>
-        <w:numPr>
-          <w:ilvl w:val="0"/>
-          <w:numId w:val="1011"/>
-        </w:numPr>
-        <w:pStyle w:val="Compact"/>
-      </w:pPr>
-      <w:r>
-        <w:t xml:space="preserve">Budget note for the unit plan: thread (three spools of all-purpose polyester, about $3 each</w:t>
-      </w:r>
-      <w:r>
-        <w:t xml:space="preserve"> </w:t>
-      </w:r>
-      <w:r>
-        <w:rPr>
-          <w:rStyle w:val="TeacherNote"/>
-        </w:rPr>
-        <w:t xml:space="preserve">[update]), hand needles (a pack of 25 assorted, about $4 [update],</w:t>
-      </w:r>
-      <w:r>
-        <w:t xml:space="preserve"> </w:t>
-      </w:r>
-      <w:r>
-        <w:t xml:space="preserve">plus a pack of self-threading needles, about $5</w:t>
-      </w:r>
-      <w:r>
-        <w:t xml:space="preserve"> </w:t>
-      </w:r>
-      <w:r>
-        <w:rPr>
-          <w:rStyle w:val="TeacherNote"/>
-        </w:rPr>
-        <w:t xml:space="preserve">[update]), straight pins (a box, about $3 [update]), needle threaders (two packs of 10, four per station, about $3 a pack [update]), fabric shears (six pairs, two per station, about $12 each [update],</w:t>
-      </w:r>
-      <w:r>
-        <w:t xml:space="preserve"> </w:t>
-      </w:r>
-      <w:r>
-        <w:t xml:space="preserve">a one-time purchase), seam rippers (six, two per station, about $3 each</w:t>
-      </w:r>
-      <w:r>
-        <w:t xml:space="preserve"> </w:t>
-      </w:r>
-      <w:r>
-        <w:rPr>
-          <w:rStyle w:val="TeacherNote"/>
-        </w:rPr>
-        <w:t xml:space="preserve">[update]), thimbles (two packs, twelve in all, four per station, about $4 a pack [update]), cotton cord for drawstrings (a spool, about $4 [update]), buttons (a jar of assorted, about $6 [update],</w:t>
-      </w:r>
-      <w:r>
-        <w:t xml:space="preserve"> </w:t>
-      </w:r>
-      <w:r>
-        <w:t xml:space="preserve">or free from a donation drive), fabric glue (one bottle, about $4 [update]), iron-on hem tape (one roll, about $4 [update]), binder clips (a box of 12, about $2 [update]), uncooked rice (a two-pound bag, about $2 [update]). Most of this is a one-time purchase that serves the sewing topic and the project together. Materials are free from the scrap bin and the donation drive.</w:t>
+        <w:t xml:space="preserve">Budget note for the unit plan: thread (three spools of all-purpose polyester, about $3 each), hand needles (a pack of 25 assorted, about $4, plus a pack of self-threading needles, about $5), straight pins (a box, about $3), needle threaders (two packs of 10, four per station, about $3 a pack), fabric shears (six pairs, two per station, about $12 each, a one-time purchase), seam rippers (six, two per station, about $3 each), thimbles (two packs, twelve in all, four per station, about $4 a pack), cotton cord for drawstrings (a spool, about $4), buttons (a jar of assorted, about $6, or free from a donation drive), fabric glue (one bottle, about $4), iron-on hem tape (one roll, about $4), binder clips (a box of 12, about $2), uncooked rice (a two-pound bag, about $2). Most of this is a one-time purchase that serves the sewing topic and the project together. Materials are free from the scrap bin and the donation drive.</w:t>
       </w:r>
     </w:p>
     <w:sectPr>
